--- a/05-content/articles/glavbuh-zarplata/RAZM-statya-8-glavbuh-zarplata.docx
+++ b/05-content/articles/glavbuh-zarplata/RAZM-statya-8-glavbuh-zarplata.docx
@@ -15,6 +15,86 @@
           <w:sz w:val="20"/>
           <w:szCs w:val="20"/>
         </w:rPr>
+        <w:t xml:space="preserve">【ЭТОТ ТЕКСТ ЗАМЕНЯЕТ СТАТЬЮ НА САЙТЕ: https://1-plus-1.ru/news/glavbukh-prosit-povysit-zarplatu-povyshat-ili-net-11-voprosov-chtoby-reshit-obektivno/】</w:t>
+      </w:r>
+    </w:p>
+    <w:p>
+      <w:pPr>
+        <w:spacing w:after="60"/>
+      </w:pPr>
+      <w:r>
+        <w:rPr>
+          <w:rFonts w:ascii="Consolas" w:cs="Consolas" w:eastAsia="Consolas" w:hAnsi="Consolas"/>
+          <w:b w:val="false"/>
+          <w:bCs w:val="false"/>
+          <w:color w:val="806000"/>
+          <w:sz w:val="20"/>
+          <w:szCs w:val="20"/>
+        </w:rPr>
+        <w:t xml:space="preserve">【Адрес страницы не меняется — публикуется на том же URL, поверх старого текста.】</w:t>
+      </w:r>
+    </w:p>
+    <w:p>
+      <w:pPr>
+        <w:spacing w:after="40"/>
+      </w:pPr>
+      <w:r>
+        <w:rPr>
+          <w:rFonts w:ascii="Times New Roman" w:cs="Times New Roman" w:eastAsia="Times New Roman" w:hAnsi="Times New Roman"/>
+          <w:b w:val="false"/>
+          <w:bCs w:val="false"/>
+          <w:color w:val="000000"/>
+          <w:sz w:val="20"/>
+          <w:szCs w:val="20"/>
+        </w:rPr>
+        <w:t xml:space="preserve"/>
+      </w:r>
+    </w:p>
+    <w:p>
+      <w:pPr>
+        <w:spacing w:after="60"/>
+      </w:pPr>
+      <w:r>
+        <w:rPr>
+          <w:rFonts w:ascii="Consolas" w:cs="Consolas" w:eastAsia="Consolas" w:hAnsi="Consolas"/>
+          <w:b w:val="false"/>
+          <w:bCs w:val="false"/>
+          <w:color w:val="806000"/>
+          <w:sz w:val="20"/>
+          <w:szCs w:val="20"/>
+        </w:rPr>
+        <w:t xml:space="preserve">──────────────────────────────────────────────────────────────────────</w:t>
+      </w:r>
+    </w:p>
+    <w:p>
+      <w:pPr>
+        <w:spacing w:after="40"/>
+      </w:pPr>
+      <w:r>
+        <w:rPr>
+          <w:rFonts w:ascii="Times New Roman" w:cs="Times New Roman" w:eastAsia="Times New Roman" w:hAnsi="Times New Roman"/>
+          <w:b w:val="false"/>
+          <w:bCs w:val="false"/>
+          <w:color w:val="000000"/>
+          <w:sz w:val="20"/>
+          <w:szCs w:val="20"/>
+        </w:rPr>
+        <w:t xml:space="preserve"/>
+      </w:r>
+    </w:p>
+    <w:p>
+      <w:pPr>
+        <w:spacing w:after="60"/>
+      </w:pPr>
+      <w:r>
+        <w:rPr>
+          <w:rFonts w:ascii="Consolas" w:cs="Consolas" w:eastAsia="Consolas" w:hAnsi="Consolas"/>
+          <w:b w:val="false"/>
+          <w:bCs w:val="false"/>
+          <w:color w:val="806000"/>
+          <w:sz w:val="20"/>
+          <w:szCs w:val="20"/>
+        </w:rPr>
         <w:t xml:space="preserve">ПАМЯТКА ДЛЯ РАЗМЕЩЕНИЯ</w:t>
       </w:r>
     </w:p>
@@ -4207,7 +4287,7 @@
           <w:sz w:val="20"/>
           <w:szCs w:val="20"/>
         </w:rPr>
-        <w:t xml:space="preserve">Материал подготовлен при помощи ИИ, проверен экспертом 1+1 Еленой Веневцевой.</w:t>
+        <w:t xml:space="preserve">Материал подготовлен при помощи ИИ, проверен экспертом 1+1 Еленой Хохловой.</w:t>
       </w:r>
     </w:p>
     <w:p>

--- a/05-content/articles/glavbuh-zarplata/RAZM-statya-8-glavbuh-zarplata.docx
+++ b/05-content/articles/glavbuh-zarplata/RAZM-statya-8-glavbuh-zarplata.docx
@@ -2031,7 +2031,7 @@
           <w:sz w:val="20"/>
           <w:szCs w:val="20"/>
         </w:rPr>
-        <w:t xml:space="preserve">И ещё одно, о чём собственники часто не знают. Индексация — это обязанность, а не добрая воля. Статья 134 ТК РФ требует от работодателя обеспечивать повышение реального содержания заработной платы в связи с ростом потребительских цен. Для компаний вне бюджетной сферы порядок устанавливается своими документами — коллективным договором или локальным актом, — но сам порядок должен быть, и его отсутствие не отменяет обязанности. Верховный Суд исходит из того, что требование распространяется и на коммерческие организации, а Конституционный Суд указал: работодатель вправе определить порядок, но не вправе лишить работников этой гарантии.</w:t>
+        <w:t xml:space="preserve">И ещё одно, о чём собственники часто не знают. Индексация заработной платы — обязанность работодателя. Так говорит статья 134 ТК РФ. Порядок индексации работодатель должен закрепить самостоятельно — в коллективном договоре, соглашении или локальном нормативном акте. Ключевое здесь то, что отсутствие такого документа не освобождает от обязанности: если в организации нет ни локального акта, ни коллективного договора, ни фактических повышений, это расценивается как нарушение трудового законодательства.</w:t>
       </w:r>
     </w:p>
     <w:p>
@@ -2191,7 +2191,7 @@
           <w:sz w:val="20"/>
           <w:szCs w:val="20"/>
         </w:rPr>
-        <w:t xml:space="preserve">Здесь стоит помнить, за что отвечает каждая сторона. За организацию бухгалтерского учёта отвечает руководитель компании, а не бухгалтер: это его обязанность по закону о бухучёте. Так что замечания аудита — это в том числе вопрос к тому, какие условия для работы созданы: есть ли регламенты, доходит ли первичка вовремя, не закрыт ли участок одним человеком без замены.</w:t>
+        <w:t xml:space="preserve">Здесь стоит помнить, как закон о бухучёте распределяет роли. Руководитель организует ведение бухгалтерского учёта и хранение документов и обязан возложить ведение учёта на главного бухгалтера или другое должностное лицо либо заключить договор на ведение учёта. А в ряде случаев — при разногласиях с главным бухгалтером — руководитель несёт единоличную ответственность за информацию в учёте и достоверность отчётности.</w:t>
       </w:r>
     </w:p>
     <w:p>
@@ -2911,7 +2911,7 @@
           <w:sz w:val="20"/>
           <w:szCs w:val="20"/>
         </w:rPr>
-        <w:t xml:space="preserve">Два уточнения, без которых расчёт будет неверным. Единый тариф 30% действует в пределах предельной базы — на 2026 год это 2 979 000 ₽ нарастающим итогом с начала года; с суммы сверх базы тариф 15,1%. И если компания в реестре МСП и её основной вид деятельности попал в перечень Правительства, с части выплат сверх 1,5 МРОТ — это 40 639,50 ₽ в 2026 году — тариф составит 15%. Перечень важен: с 2026 года пониженный тариф достался не всем МСП.</w:t>
+        <w:t xml:space="preserve">Одно уточнение, без которого расчёт будет неверным. Единый тариф 30% действует в пределах предельной базы — на 2026 год это 2 979 000 ₽ нарастающим итогом с начала года; с суммы сверх базы тариф 15,1%.</w:t>
       </w:r>
     </w:p>
     <w:p>
@@ -3743,7 +3743,7 @@
           <w:sz w:val="20"/>
           <w:szCs w:val="20"/>
         </w:rPr>
-        <w:t xml:space="preserve">Да. Статья 134 ТК РФ требует обеспечивать повышение реального содержания зарплаты в связи с ростом цен, и это касается не только бюджетной сферы. Порядок компания устанавливает своим документом — например, локальным актом, — но сам порядок должен существовать. Задним числом его оформить нельзя.</w:t>
+        <w:t xml:space="preserve">Да. Статья 134 ТК РФ обязывает обеспечивать повышение реального содержания зарплаты в связи с ростом цен, и это касается не только бюджетной сферы. Порядок компания закрепляет своим документом — коллективным договором, соглашением или локальным актом, — и его отсутствие от обязанности не освобождает. Задним числом оформить его нельзя.</w:t>
       </w:r>
     </w:p>
     <w:p>
@@ -4095,7 +4095,7 @@
           <w:sz w:val="20"/>
           <w:szCs w:val="20"/>
         </w:rPr>
-        <w:t xml:space="preserve">Обязанность индексировать зарплату | ст. 134 ТК РФ; Определение КС РФ от 29.05.2019 № 1269-О</w:t>
+        <w:t xml:space="preserve">Обязанность индексировать зарплату | ст. 134 ТК РФ</w:t>
       </w:r>
     </w:p>
     <w:p>
@@ -4143,7 +4143,7 @@
           <w:sz w:val="20"/>
           <w:szCs w:val="20"/>
         </w:rPr>
-        <w:t xml:space="preserve">За организацию учёта отвечает руководитель | ч. 1 ст. 7 Федерального закона от 06.12.2011 № 402-ФЗ</w:t>
+        <w:t xml:space="preserve">Роли руководителя и главного бухгалтера | ч. 1, 3 и 8 ст. 7 Федерального закона от 06.12.2011 № 402-ФЗ</w:t>
       </w:r>
     </w:p>
     <w:p>
@@ -4287,7 +4287,7 @@
           <w:sz w:val="20"/>
           <w:szCs w:val="20"/>
         </w:rPr>
-        <w:t xml:space="preserve">Материал подготовлен при помощи ИИ, проверен экспертом 1+1 Еленой Хохловой.</w:t>
+        <w:t xml:space="preserve">Материал подготовлен при помощи ИИ, проверен экспертом 1+1 Марией Кошляк.</w:t>
       </w:r>
     </w:p>
     <w:p>
@@ -4447,22 +4447,6 @@
           <w:sz w:val="20"/>
           <w:szCs w:val="20"/>
         </w:rPr>
-        <w:t xml:space="preserve">【ССЫЛКА: «Определение КС РФ от 29.05.2019 № 1269-О» → https://www.garant.ru/products/ipo/prime/doc/72165528/】 【ЗАКРЫТЬ ОТ ИНДЕКСАЦИИ: rel="nofollow noindex"】</w:t>
-      </w:r>
-    </w:p>
-    <w:p>
-      <w:pPr>
-        <w:spacing w:after="60"/>
-      </w:pPr>
-      <w:r>
-        <w:rPr>
-          <w:rFonts w:ascii="Consolas" w:cs="Consolas" w:eastAsia="Consolas" w:hAnsi="Consolas"/>
-          <w:b w:val="false"/>
-          <w:bCs w:val="false"/>
-          <w:color w:val="806000"/>
-          <w:sz w:val="20"/>
-          <w:szCs w:val="20"/>
-        </w:rPr>
         <w:t xml:space="preserve">【ССЫЛКА: «письмо Роструда от 05.07.2024 № 2141-ТЗ» → https://www.garant.ru/products/ipo/prime/doc/409451527/】 【ЗАКРЫТЬ ОТ ИНДЕКСАЦИИ: rel="nofollow noindex"】</w:t>
       </w:r>
     </w:p>
@@ -4495,7 +4479,7 @@
           <w:sz w:val="20"/>
           <w:szCs w:val="20"/>
         </w:rPr>
-        <w:t xml:space="preserve">【ССЫЛКА: «ч. 1 ст. 7 Федерального закона от 06.12.2011 № 402-ФЗ» → https://www.consultant.ru/document/cons_doc_LAW_122855/】 【ЗАКРЫТЬ ОТ ИНДЕКСАЦИИ: rel="nofollow noindex"】</w:t>
+        <w:t xml:space="preserve">【ССЫЛКА: «ч. 1, 3 и 8 ст. 7 Федерального закона от 06.12.2011 № 402-ФЗ» → https://www.consultant.ru/document/cons_doc_LAW_122855/】 【ЗАКРЫТЬ ОТ ИНДЕКСАЦИИ: rel="nofollow noindex"】</w:t>
       </w:r>
     </w:p>
     <w:p>
